--- a/examples/protocols_real/протоколы Ж ОМТ/1 Ж ОМТ (2).docx
+++ b/examples/protocols_real/протоколы Ж ОМТ/1 Ж ОМТ (2).docx
@@ -17,33 +17,33 @@
         <w:tblLook w:val="04a0" w:noHBand="0" w:noVBand="1" w:firstColumn="1" w:lastRow="0" w:lastColumn="0" w:firstRow="1"/>
       </w:tblPr>
       <w:tblGrid>
-        <w:gridCol w:w="209"/>
-        <w:gridCol w:w="346"/>
+        <w:gridCol w:w="208"/>
+        <w:gridCol w:w="347"/>
         <w:gridCol w:w="330"/>
         <w:gridCol w:w="330"/>
-        <w:gridCol w:w="330"/>
-        <w:gridCol w:w="344"/>
+        <w:gridCol w:w="331"/>
+        <w:gridCol w:w="343"/>
         <w:gridCol w:w="375"/>
         <w:gridCol w:w="390"/>
         <w:gridCol w:w="390"/>
         <w:gridCol w:w="60"/>
         <w:gridCol w:w="61"/>
-        <w:gridCol w:w="74"/>
+        <w:gridCol w:w="75"/>
         <w:gridCol w:w="826"/>
-        <w:gridCol w:w="809"/>
+        <w:gridCol w:w="810"/>
         <w:gridCol w:w="825"/>
         <w:gridCol w:w="135"/>
         <w:gridCol w:w="135"/>
         <w:gridCol w:w="135"/>
         <w:gridCol w:w="136"/>
+        <w:gridCol w:w="136"/>
         <w:gridCol w:w="135"/>
+        <w:gridCol w:w="134"/>
         <w:gridCol w:w="135"/>
-        <w:gridCol w:w="135"/>
-        <w:gridCol w:w="135"/>
-        <w:gridCol w:w="164"/>
-        <w:gridCol w:w="166"/>
+        <w:gridCol w:w="165"/>
+        <w:gridCol w:w="165"/>
         <w:gridCol w:w="60"/>
-        <w:gridCol w:w="45"/>
+        <w:gridCol w:w="46"/>
         <w:gridCol w:w="60"/>
         <w:gridCol w:w="195"/>
         <w:gridCol w:w="195"/>
@@ -54,7 +54,7 @@
         <w:gridCol w:w="195"/>
         <w:gridCol w:w="195"/>
         <w:gridCol w:w="195"/>
-        <w:gridCol w:w="192"/>
+        <w:gridCol w:w="189"/>
       </w:tblGrid>
       <w:tr>
         <w:trPr>
@@ -62,7 +62,7 @@
         </w:trPr>
         <w:tc>
           <w:tcPr>
-            <w:tcW w:w="8850" w:type="dxa"/>
+            <w:tcW w:w="8853" w:type="dxa"/>
             <w:gridSpan w:val="36"/>
             <w:tcBorders/>
             <w:vAlign w:val="bottom"/>
@@ -116,7 +116,7 @@
         </w:tc>
         <w:tc>
           <w:tcPr>
-            <w:tcW w:w="192" w:type="dxa"/>
+            <w:tcW w:w="189" w:type="dxa"/>
             <w:tcBorders/>
           </w:tcPr>
           <w:p>
@@ -147,7 +147,7 @@
         </w:trPr>
         <w:tc>
           <w:tcPr>
-            <w:tcW w:w="8850" w:type="dxa"/>
+            <w:tcW w:w="8853" w:type="dxa"/>
             <w:gridSpan w:val="36"/>
             <w:tcBorders/>
             <w:vAlign w:val="bottom"/>
@@ -202,7 +202,7 @@
         </w:tc>
         <w:tc>
           <w:tcPr>
-            <w:tcW w:w="192" w:type="dxa"/>
+            <w:tcW w:w="189" w:type="dxa"/>
             <w:tcBorders/>
             <w:vAlign w:val="center"/>
           </w:tcPr>
@@ -234,7 +234,7 @@
         </w:trPr>
         <w:tc>
           <w:tcPr>
-            <w:tcW w:w="8850" w:type="dxa"/>
+            <w:tcW w:w="8853" w:type="dxa"/>
             <w:gridSpan w:val="36"/>
             <w:tcBorders/>
             <w:vAlign w:val="bottom"/>
@@ -288,7 +288,7 @@
         </w:tc>
         <w:tc>
           <w:tcPr>
-            <w:tcW w:w="192" w:type="dxa"/>
+            <w:tcW w:w="189" w:type="dxa"/>
             <w:tcBorders/>
           </w:tcPr>
           <w:p>
@@ -319,7 +319,7 @@
         </w:trPr>
         <w:tc>
           <w:tcPr>
-            <w:tcW w:w="8850" w:type="dxa"/>
+            <w:tcW w:w="8853" w:type="dxa"/>
             <w:gridSpan w:val="36"/>
             <w:tcBorders/>
             <w:vAlign w:val="bottom"/>
@@ -373,7 +373,7 @@
         </w:tc>
         <w:tc>
           <w:tcPr>
-            <w:tcW w:w="192" w:type="dxa"/>
+            <w:tcW w:w="189" w:type="dxa"/>
             <w:tcBorders/>
           </w:tcPr>
           <w:p>
@@ -404,7 +404,7 @@
         </w:trPr>
         <w:tc>
           <w:tcPr>
-            <w:tcW w:w="8850" w:type="dxa"/>
+            <w:tcW w:w="8853" w:type="dxa"/>
             <w:gridSpan w:val="36"/>
             <w:tcBorders/>
             <w:vAlign w:val="bottom"/>
@@ -458,7 +458,7 @@
         </w:tc>
         <w:tc>
           <w:tcPr>
-            <w:tcW w:w="192" w:type="dxa"/>
+            <w:tcW w:w="189" w:type="dxa"/>
             <w:tcBorders/>
           </w:tcPr>
           <w:p>
@@ -489,7 +489,7 @@
         </w:trPr>
         <w:tc>
           <w:tcPr>
-            <w:tcW w:w="8850" w:type="dxa"/>
+            <w:tcW w:w="8853" w:type="dxa"/>
             <w:gridSpan w:val="36"/>
             <w:tcBorders/>
             <w:vAlign w:val="bottom"/>
@@ -543,7 +543,7 @@
         </w:tc>
         <w:tc>
           <w:tcPr>
-            <w:tcW w:w="192" w:type="dxa"/>
+            <w:tcW w:w="189" w:type="dxa"/>
             <w:tcBorders/>
           </w:tcPr>
           <w:p>
@@ -574,34 +574,34 @@
         </w:trPr>
         <w:tc>
           <w:tcPr>
-            <w:tcW w:w="209" w:type="dxa"/>
-            <w:tcBorders/>
-            <w:vAlign w:val="center"/>
-          </w:tcPr>
-          <w:p>
-            <w:pPr>
-              <w:pStyle w:val="Normal"/>
-              <w:spacing w:lineRule="auto" w:line="240" w:before="0" w:after="0"/>
-              <w:rPr>
-                <w:rFonts w:ascii="Times New Roman" w:hAnsi="Times New Roman" w:eastAsia="Times New Roman" w:cs="Times New Roman"/>
-                <w:sz w:val="20"/>
-                <w:szCs w:val="20"/>
-                <w:lang w:eastAsia="ru-RU"/>
-              </w:rPr>
-            </w:pPr>
-            <w:r>
-              <w:rPr>
-                <w:rFonts w:eastAsia="Times New Roman" w:cs="Times New Roman" w:ascii="Times New Roman" w:hAnsi="Times New Roman"/>
-                <w:sz w:val="20"/>
-                <w:szCs w:val="20"/>
-                <w:lang w:eastAsia="ru-RU"/>
-              </w:rPr>
-            </w:r>
-          </w:p>
-        </w:tc>
-        <w:tc>
-          <w:tcPr>
-            <w:tcW w:w="346" w:type="dxa"/>
+            <w:tcW w:w="208" w:type="dxa"/>
+            <w:tcBorders/>
+            <w:vAlign w:val="center"/>
+          </w:tcPr>
+          <w:p>
+            <w:pPr>
+              <w:pStyle w:val="Normal"/>
+              <w:spacing w:lineRule="auto" w:line="240" w:before="0" w:after="0"/>
+              <w:rPr>
+                <w:rFonts w:ascii="Times New Roman" w:hAnsi="Times New Roman" w:eastAsia="Times New Roman" w:cs="Times New Roman"/>
+                <w:sz w:val="20"/>
+                <w:szCs w:val="20"/>
+                <w:lang w:eastAsia="ru-RU"/>
+              </w:rPr>
+            </w:pPr>
+            <w:r>
+              <w:rPr>
+                <w:rFonts w:eastAsia="Times New Roman" w:cs="Times New Roman" w:ascii="Times New Roman" w:hAnsi="Times New Roman"/>
+                <w:sz w:val="20"/>
+                <w:szCs w:val="20"/>
+                <w:lang w:eastAsia="ru-RU"/>
+              </w:rPr>
+            </w:r>
+          </w:p>
+        </w:tc>
+        <w:tc>
+          <w:tcPr>
+            <w:tcW w:w="347" w:type="dxa"/>
             <w:tcBorders/>
             <w:vAlign w:val="center"/>
           </w:tcPr>
@@ -682,34 +682,34 @@
         </w:tc>
         <w:tc>
           <w:tcPr>
-            <w:tcW w:w="330" w:type="dxa"/>
-            <w:tcBorders/>
-            <w:vAlign w:val="center"/>
-          </w:tcPr>
-          <w:p>
-            <w:pPr>
-              <w:pStyle w:val="Normal"/>
-              <w:spacing w:lineRule="auto" w:line="240" w:before="0" w:after="0"/>
-              <w:rPr>
-                <w:rFonts w:ascii="Times New Roman" w:hAnsi="Times New Roman" w:eastAsia="Times New Roman" w:cs="Times New Roman"/>
-                <w:sz w:val="20"/>
-                <w:szCs w:val="20"/>
-                <w:lang w:eastAsia="ru-RU"/>
-              </w:rPr>
-            </w:pPr>
-            <w:r>
-              <w:rPr>
-                <w:rFonts w:eastAsia="Times New Roman" w:cs="Times New Roman" w:ascii="Times New Roman" w:hAnsi="Times New Roman"/>
-                <w:sz w:val="20"/>
-                <w:szCs w:val="20"/>
-                <w:lang w:eastAsia="ru-RU"/>
-              </w:rPr>
-            </w:r>
-          </w:p>
-        </w:tc>
-        <w:tc>
-          <w:tcPr>
-            <w:tcW w:w="344" w:type="dxa"/>
+            <w:tcW w:w="331" w:type="dxa"/>
+            <w:tcBorders/>
+            <w:vAlign w:val="center"/>
+          </w:tcPr>
+          <w:p>
+            <w:pPr>
+              <w:pStyle w:val="Normal"/>
+              <w:spacing w:lineRule="auto" w:line="240" w:before="0" w:after="0"/>
+              <w:rPr>
+                <w:rFonts w:ascii="Times New Roman" w:hAnsi="Times New Roman" w:eastAsia="Times New Roman" w:cs="Times New Roman"/>
+                <w:sz w:val="20"/>
+                <w:szCs w:val="20"/>
+                <w:lang w:eastAsia="ru-RU"/>
+              </w:rPr>
+            </w:pPr>
+            <w:r>
+              <w:rPr>
+                <w:rFonts w:eastAsia="Times New Roman" w:cs="Times New Roman" w:ascii="Times New Roman" w:hAnsi="Times New Roman"/>
+                <w:sz w:val="20"/>
+                <w:szCs w:val="20"/>
+                <w:lang w:eastAsia="ru-RU"/>
+              </w:rPr>
+            </w:r>
+          </w:p>
+        </w:tc>
+        <w:tc>
+          <w:tcPr>
+            <w:tcW w:w="343" w:type="dxa"/>
             <w:tcBorders/>
             <w:vAlign w:val="center"/>
           </w:tcPr>
@@ -871,7 +871,7 @@
         </w:tc>
         <w:tc>
           <w:tcPr>
-            <w:tcW w:w="74" w:type="dxa"/>
+            <w:tcW w:w="75" w:type="dxa"/>
             <w:tcBorders/>
             <w:vAlign w:val="center"/>
           </w:tcPr>
@@ -925,7 +925,7 @@
         </w:tc>
         <w:tc>
           <w:tcPr>
-            <w:tcW w:w="809" w:type="dxa"/>
+            <w:tcW w:w="810" w:type="dxa"/>
             <w:tcBorders/>
             <w:vAlign w:val="center"/>
           </w:tcPr>
@@ -1087,6 +1087,33 @@
         </w:tc>
         <w:tc>
           <w:tcPr>
+            <w:tcW w:w="136" w:type="dxa"/>
+            <w:tcBorders/>
+            <w:vAlign w:val="center"/>
+          </w:tcPr>
+          <w:p>
+            <w:pPr>
+              <w:pStyle w:val="Normal"/>
+              <w:spacing w:lineRule="auto" w:line="240" w:before="0" w:after="0"/>
+              <w:rPr>
+                <w:rFonts w:ascii="Times New Roman" w:hAnsi="Times New Roman" w:eastAsia="Times New Roman" w:cs="Times New Roman"/>
+                <w:sz w:val="20"/>
+                <w:szCs w:val="20"/>
+                <w:lang w:eastAsia="ru-RU"/>
+              </w:rPr>
+            </w:pPr>
+            <w:r>
+              <w:rPr>
+                <w:rFonts w:eastAsia="Times New Roman" w:cs="Times New Roman" w:ascii="Times New Roman" w:hAnsi="Times New Roman"/>
+                <w:sz w:val="20"/>
+                <w:szCs w:val="20"/>
+                <w:lang w:eastAsia="ru-RU"/>
+              </w:rPr>
+            </w:r>
+          </w:p>
+        </w:tc>
+        <w:tc>
+          <w:tcPr>
             <w:tcW w:w="135" w:type="dxa"/>
             <w:tcBorders/>
             <w:vAlign w:val="center"/>
@@ -1114,6 +1141,33 @@
         </w:tc>
         <w:tc>
           <w:tcPr>
+            <w:tcW w:w="134" w:type="dxa"/>
+            <w:tcBorders/>
+            <w:vAlign w:val="center"/>
+          </w:tcPr>
+          <w:p>
+            <w:pPr>
+              <w:pStyle w:val="Normal"/>
+              <w:spacing w:lineRule="auto" w:line="240" w:before="0" w:after="0"/>
+              <w:rPr>
+                <w:rFonts w:ascii="Times New Roman" w:hAnsi="Times New Roman" w:eastAsia="Times New Roman" w:cs="Times New Roman"/>
+                <w:sz w:val="20"/>
+                <w:szCs w:val="20"/>
+                <w:lang w:eastAsia="ru-RU"/>
+              </w:rPr>
+            </w:pPr>
+            <w:r>
+              <w:rPr>
+                <w:rFonts w:eastAsia="Times New Roman" w:cs="Times New Roman" w:ascii="Times New Roman" w:hAnsi="Times New Roman"/>
+                <w:sz w:val="20"/>
+                <w:szCs w:val="20"/>
+                <w:lang w:eastAsia="ru-RU"/>
+              </w:rPr>
+            </w:r>
+          </w:p>
+        </w:tc>
+        <w:tc>
+          <w:tcPr>
             <w:tcW w:w="135" w:type="dxa"/>
             <w:tcBorders/>
             <w:vAlign w:val="center"/>
@@ -1141,88 +1195,34 @@
         </w:tc>
         <w:tc>
           <w:tcPr>
-            <w:tcW w:w="135" w:type="dxa"/>
-            <w:tcBorders/>
-            <w:vAlign w:val="center"/>
-          </w:tcPr>
-          <w:p>
-            <w:pPr>
-              <w:pStyle w:val="Normal"/>
-              <w:spacing w:lineRule="auto" w:line="240" w:before="0" w:after="0"/>
-              <w:rPr>
-                <w:rFonts w:ascii="Times New Roman" w:hAnsi="Times New Roman" w:eastAsia="Times New Roman" w:cs="Times New Roman"/>
-                <w:sz w:val="20"/>
-                <w:szCs w:val="20"/>
-                <w:lang w:eastAsia="ru-RU"/>
-              </w:rPr>
-            </w:pPr>
-            <w:r>
-              <w:rPr>
-                <w:rFonts w:eastAsia="Times New Roman" w:cs="Times New Roman" w:ascii="Times New Roman" w:hAnsi="Times New Roman"/>
-                <w:sz w:val="20"/>
-                <w:szCs w:val="20"/>
-                <w:lang w:eastAsia="ru-RU"/>
-              </w:rPr>
-            </w:r>
-          </w:p>
-        </w:tc>
-        <w:tc>
-          <w:tcPr>
-            <w:tcW w:w="135" w:type="dxa"/>
-            <w:tcBorders/>
-            <w:vAlign w:val="center"/>
-          </w:tcPr>
-          <w:p>
-            <w:pPr>
-              <w:pStyle w:val="Normal"/>
-              <w:spacing w:lineRule="auto" w:line="240" w:before="0" w:after="0"/>
-              <w:rPr>
-                <w:rFonts w:ascii="Times New Roman" w:hAnsi="Times New Roman" w:eastAsia="Times New Roman" w:cs="Times New Roman"/>
-                <w:sz w:val="20"/>
-                <w:szCs w:val="20"/>
-                <w:lang w:eastAsia="ru-RU"/>
-              </w:rPr>
-            </w:pPr>
-            <w:r>
-              <w:rPr>
-                <w:rFonts w:eastAsia="Times New Roman" w:cs="Times New Roman" w:ascii="Times New Roman" w:hAnsi="Times New Roman"/>
-                <w:sz w:val="20"/>
-                <w:szCs w:val="20"/>
-                <w:lang w:eastAsia="ru-RU"/>
-              </w:rPr>
-            </w:r>
-          </w:p>
-        </w:tc>
-        <w:tc>
-          <w:tcPr>
-            <w:tcW w:w="164" w:type="dxa"/>
-            <w:tcBorders/>
-            <w:vAlign w:val="center"/>
-          </w:tcPr>
-          <w:p>
-            <w:pPr>
-              <w:pStyle w:val="Normal"/>
-              <w:spacing w:lineRule="auto" w:line="240" w:before="0" w:after="0"/>
-              <w:rPr>
-                <w:rFonts w:ascii="Times New Roman" w:hAnsi="Times New Roman" w:eastAsia="Times New Roman" w:cs="Times New Roman"/>
-                <w:sz w:val="20"/>
-                <w:szCs w:val="20"/>
-                <w:lang w:eastAsia="ru-RU"/>
-              </w:rPr>
-            </w:pPr>
-            <w:r>
-              <w:rPr>
-                <w:rFonts w:eastAsia="Times New Roman" w:cs="Times New Roman" w:ascii="Times New Roman" w:hAnsi="Times New Roman"/>
-                <w:sz w:val="20"/>
-                <w:szCs w:val="20"/>
-                <w:lang w:eastAsia="ru-RU"/>
-              </w:rPr>
-            </w:r>
-          </w:p>
-        </w:tc>
-        <w:tc>
-          <w:tcPr>
-            <w:tcW w:w="166" w:type="dxa"/>
+            <w:tcW w:w="165" w:type="dxa"/>
+            <w:tcBorders/>
+            <w:vAlign w:val="center"/>
+          </w:tcPr>
+          <w:p>
+            <w:pPr>
+              <w:pStyle w:val="Normal"/>
+              <w:spacing w:lineRule="auto" w:line="240" w:before="0" w:after="0"/>
+              <w:rPr>
+                <w:rFonts w:ascii="Times New Roman" w:hAnsi="Times New Roman" w:eastAsia="Times New Roman" w:cs="Times New Roman"/>
+                <w:sz w:val="20"/>
+                <w:szCs w:val="20"/>
+                <w:lang w:eastAsia="ru-RU"/>
+              </w:rPr>
+            </w:pPr>
+            <w:r>
+              <w:rPr>
+                <w:rFonts w:eastAsia="Times New Roman" w:cs="Times New Roman" w:ascii="Times New Roman" w:hAnsi="Times New Roman"/>
+                <w:sz w:val="20"/>
+                <w:szCs w:val="20"/>
+                <w:lang w:eastAsia="ru-RU"/>
+              </w:rPr>
+            </w:r>
+          </w:p>
+        </w:tc>
+        <w:tc>
+          <w:tcPr>
+            <w:tcW w:w="165" w:type="dxa"/>
             <w:tcBorders/>
             <w:vAlign w:val="center"/>
           </w:tcPr>
@@ -1276,7 +1276,7 @@
         </w:tc>
         <w:tc>
           <w:tcPr>
-            <w:tcW w:w="45" w:type="dxa"/>
+            <w:tcW w:w="46" w:type="dxa"/>
             <w:tcBorders/>
             <w:vAlign w:val="center"/>
           </w:tcPr>
@@ -1573,7 +1573,7 @@
         </w:tc>
         <w:tc>
           <w:tcPr>
-            <w:tcW w:w="192" w:type="dxa"/>
+            <w:tcW w:w="189" w:type="dxa"/>
             <w:tcBorders/>
             <w:vAlign w:val="center"/>
           </w:tcPr>
@@ -1704,7 +1704,7 @@
         </w:trPr>
         <w:tc>
           <w:tcPr>
-            <w:tcW w:w="209" w:type="dxa"/>
+            <w:tcW w:w="208" w:type="dxa"/>
             <w:tcBorders/>
             <w:vAlign w:val="center"/>
           </w:tcPr>
@@ -1732,7 +1732,7 @@
         </w:tc>
         <w:tc>
           <w:tcPr>
-            <w:tcW w:w="346" w:type="dxa"/>
+            <w:tcW w:w="347" w:type="dxa"/>
             <w:tcBorders/>
             <w:vAlign w:val="center"/>
           </w:tcPr>
@@ -1813,34 +1813,34 @@
         </w:tc>
         <w:tc>
           <w:tcPr>
-            <w:tcW w:w="330" w:type="dxa"/>
-            <w:tcBorders/>
-            <w:vAlign w:val="center"/>
-          </w:tcPr>
-          <w:p>
-            <w:pPr>
-              <w:pStyle w:val="Normal"/>
-              <w:spacing w:lineRule="auto" w:line="240" w:before="0" w:after="0"/>
-              <w:rPr>
-                <w:rFonts w:ascii="Times New Roman" w:hAnsi="Times New Roman" w:eastAsia="Times New Roman" w:cs="Times New Roman"/>
-                <w:sz w:val="20"/>
-                <w:szCs w:val="20"/>
-                <w:lang w:eastAsia="ru-RU"/>
-              </w:rPr>
-            </w:pPr>
-            <w:r>
-              <w:rPr>
-                <w:rFonts w:eastAsia="Times New Roman" w:cs="Times New Roman" w:ascii="Times New Roman" w:hAnsi="Times New Roman"/>
-                <w:sz w:val="20"/>
-                <w:szCs w:val="20"/>
-                <w:lang w:eastAsia="ru-RU"/>
-              </w:rPr>
-            </w:r>
-          </w:p>
-        </w:tc>
-        <w:tc>
-          <w:tcPr>
-            <w:tcW w:w="344" w:type="dxa"/>
+            <w:tcW w:w="331" w:type="dxa"/>
+            <w:tcBorders/>
+            <w:vAlign w:val="center"/>
+          </w:tcPr>
+          <w:p>
+            <w:pPr>
+              <w:pStyle w:val="Normal"/>
+              <w:spacing w:lineRule="auto" w:line="240" w:before="0" w:after="0"/>
+              <w:rPr>
+                <w:rFonts w:ascii="Times New Roman" w:hAnsi="Times New Roman" w:eastAsia="Times New Roman" w:cs="Times New Roman"/>
+                <w:sz w:val="20"/>
+                <w:szCs w:val="20"/>
+                <w:lang w:eastAsia="ru-RU"/>
+              </w:rPr>
+            </w:pPr>
+            <w:r>
+              <w:rPr>
+                <w:rFonts w:eastAsia="Times New Roman" w:cs="Times New Roman" w:ascii="Times New Roman" w:hAnsi="Times New Roman"/>
+                <w:sz w:val="20"/>
+                <w:szCs w:val="20"/>
+                <w:lang w:eastAsia="ru-RU"/>
+              </w:rPr>
+            </w:r>
+          </w:p>
+        </w:tc>
+        <w:tc>
+          <w:tcPr>
+            <w:tcW w:w="343" w:type="dxa"/>
             <w:tcBorders/>
             <w:vAlign w:val="center"/>
           </w:tcPr>
@@ -2002,7 +2002,7 @@
         </w:tc>
         <w:tc>
           <w:tcPr>
-            <w:tcW w:w="74" w:type="dxa"/>
+            <w:tcW w:w="75" w:type="dxa"/>
             <w:tcBorders/>
             <w:vAlign w:val="center"/>
           </w:tcPr>
@@ -2056,7 +2056,7 @@
         </w:tc>
         <w:tc>
           <w:tcPr>
-            <w:tcW w:w="809" w:type="dxa"/>
+            <w:tcW w:w="810" w:type="dxa"/>
             <w:tcBorders/>
             <w:vAlign w:val="center"/>
           </w:tcPr>
@@ -2218,6 +2218,33 @@
         </w:tc>
         <w:tc>
           <w:tcPr>
+            <w:tcW w:w="136" w:type="dxa"/>
+            <w:tcBorders/>
+            <w:vAlign w:val="center"/>
+          </w:tcPr>
+          <w:p>
+            <w:pPr>
+              <w:pStyle w:val="Normal"/>
+              <w:spacing w:lineRule="auto" w:line="240" w:before="0" w:after="0"/>
+              <w:rPr>
+                <w:rFonts w:ascii="Times New Roman" w:hAnsi="Times New Roman" w:eastAsia="Times New Roman" w:cs="Times New Roman"/>
+                <w:sz w:val="20"/>
+                <w:szCs w:val="20"/>
+                <w:lang w:eastAsia="ru-RU"/>
+              </w:rPr>
+            </w:pPr>
+            <w:r>
+              <w:rPr>
+                <w:rFonts w:eastAsia="Times New Roman" w:cs="Times New Roman" w:ascii="Times New Roman" w:hAnsi="Times New Roman"/>
+                <w:sz w:val="20"/>
+                <w:szCs w:val="20"/>
+                <w:lang w:eastAsia="ru-RU"/>
+              </w:rPr>
+            </w:r>
+          </w:p>
+        </w:tc>
+        <w:tc>
+          <w:tcPr>
             <w:tcW w:w="135" w:type="dxa"/>
             <w:tcBorders/>
             <w:vAlign w:val="center"/>
@@ -2245,6 +2272,33 @@
         </w:tc>
         <w:tc>
           <w:tcPr>
+            <w:tcW w:w="134" w:type="dxa"/>
+            <w:tcBorders/>
+            <w:vAlign w:val="center"/>
+          </w:tcPr>
+          <w:p>
+            <w:pPr>
+              <w:pStyle w:val="Normal"/>
+              <w:spacing w:lineRule="auto" w:line="240" w:before="0" w:after="0"/>
+              <w:rPr>
+                <w:rFonts w:ascii="Times New Roman" w:hAnsi="Times New Roman" w:eastAsia="Times New Roman" w:cs="Times New Roman"/>
+                <w:sz w:val="20"/>
+                <w:szCs w:val="20"/>
+                <w:lang w:eastAsia="ru-RU"/>
+              </w:rPr>
+            </w:pPr>
+            <w:r>
+              <w:rPr>
+                <w:rFonts w:eastAsia="Times New Roman" w:cs="Times New Roman" w:ascii="Times New Roman" w:hAnsi="Times New Roman"/>
+                <w:sz w:val="20"/>
+                <w:szCs w:val="20"/>
+                <w:lang w:eastAsia="ru-RU"/>
+              </w:rPr>
+            </w:r>
+          </w:p>
+        </w:tc>
+        <w:tc>
+          <w:tcPr>
             <w:tcW w:w="135" w:type="dxa"/>
             <w:tcBorders/>
             <w:vAlign w:val="center"/>
@@ -2272,88 +2326,34 @@
         </w:tc>
         <w:tc>
           <w:tcPr>
-            <w:tcW w:w="135" w:type="dxa"/>
-            <w:tcBorders/>
-            <w:vAlign w:val="center"/>
-          </w:tcPr>
-          <w:p>
-            <w:pPr>
-              <w:pStyle w:val="Normal"/>
-              <w:spacing w:lineRule="auto" w:line="240" w:before="0" w:after="0"/>
-              <w:rPr>
-                <w:rFonts w:ascii="Times New Roman" w:hAnsi="Times New Roman" w:eastAsia="Times New Roman" w:cs="Times New Roman"/>
-                <w:sz w:val="20"/>
-                <w:szCs w:val="20"/>
-                <w:lang w:eastAsia="ru-RU"/>
-              </w:rPr>
-            </w:pPr>
-            <w:r>
-              <w:rPr>
-                <w:rFonts w:eastAsia="Times New Roman" w:cs="Times New Roman" w:ascii="Times New Roman" w:hAnsi="Times New Roman"/>
-                <w:sz w:val="20"/>
-                <w:szCs w:val="20"/>
-                <w:lang w:eastAsia="ru-RU"/>
-              </w:rPr>
-            </w:r>
-          </w:p>
-        </w:tc>
-        <w:tc>
-          <w:tcPr>
-            <w:tcW w:w="135" w:type="dxa"/>
-            <w:tcBorders/>
-            <w:vAlign w:val="center"/>
-          </w:tcPr>
-          <w:p>
-            <w:pPr>
-              <w:pStyle w:val="Normal"/>
-              <w:spacing w:lineRule="auto" w:line="240" w:before="0" w:after="0"/>
-              <w:rPr>
-                <w:rFonts w:ascii="Times New Roman" w:hAnsi="Times New Roman" w:eastAsia="Times New Roman" w:cs="Times New Roman"/>
-                <w:sz w:val="20"/>
-                <w:szCs w:val="20"/>
-                <w:lang w:eastAsia="ru-RU"/>
-              </w:rPr>
-            </w:pPr>
-            <w:r>
-              <w:rPr>
-                <w:rFonts w:eastAsia="Times New Roman" w:cs="Times New Roman" w:ascii="Times New Roman" w:hAnsi="Times New Roman"/>
-                <w:sz w:val="20"/>
-                <w:szCs w:val="20"/>
-                <w:lang w:eastAsia="ru-RU"/>
-              </w:rPr>
-            </w:r>
-          </w:p>
-        </w:tc>
-        <w:tc>
-          <w:tcPr>
-            <w:tcW w:w="164" w:type="dxa"/>
-            <w:tcBorders/>
-            <w:vAlign w:val="center"/>
-          </w:tcPr>
-          <w:p>
-            <w:pPr>
-              <w:pStyle w:val="Normal"/>
-              <w:spacing w:lineRule="auto" w:line="240" w:before="0" w:after="0"/>
-              <w:rPr>
-                <w:rFonts w:ascii="Times New Roman" w:hAnsi="Times New Roman" w:eastAsia="Times New Roman" w:cs="Times New Roman"/>
-                <w:sz w:val="20"/>
-                <w:szCs w:val="20"/>
-                <w:lang w:eastAsia="ru-RU"/>
-              </w:rPr>
-            </w:pPr>
-            <w:r>
-              <w:rPr>
-                <w:rFonts w:eastAsia="Times New Roman" w:cs="Times New Roman" w:ascii="Times New Roman" w:hAnsi="Times New Roman"/>
-                <w:sz w:val="20"/>
-                <w:szCs w:val="20"/>
-                <w:lang w:eastAsia="ru-RU"/>
-              </w:rPr>
-            </w:r>
-          </w:p>
-        </w:tc>
-        <w:tc>
-          <w:tcPr>
-            <w:tcW w:w="166" w:type="dxa"/>
+            <w:tcW w:w="165" w:type="dxa"/>
+            <w:tcBorders/>
+            <w:vAlign w:val="center"/>
+          </w:tcPr>
+          <w:p>
+            <w:pPr>
+              <w:pStyle w:val="Normal"/>
+              <w:spacing w:lineRule="auto" w:line="240" w:before="0" w:after="0"/>
+              <w:rPr>
+                <w:rFonts w:ascii="Times New Roman" w:hAnsi="Times New Roman" w:eastAsia="Times New Roman" w:cs="Times New Roman"/>
+                <w:sz w:val="20"/>
+                <w:szCs w:val="20"/>
+                <w:lang w:eastAsia="ru-RU"/>
+              </w:rPr>
+            </w:pPr>
+            <w:r>
+              <w:rPr>
+                <w:rFonts w:eastAsia="Times New Roman" w:cs="Times New Roman" w:ascii="Times New Roman" w:hAnsi="Times New Roman"/>
+                <w:sz w:val="20"/>
+                <w:szCs w:val="20"/>
+                <w:lang w:eastAsia="ru-RU"/>
+              </w:rPr>
+            </w:r>
+          </w:p>
+        </w:tc>
+        <w:tc>
+          <w:tcPr>
+            <w:tcW w:w="165" w:type="dxa"/>
             <w:tcBorders/>
             <w:vAlign w:val="center"/>
           </w:tcPr>
@@ -2407,7 +2407,7 @@
         </w:tc>
         <w:tc>
           <w:tcPr>
-            <w:tcW w:w="45" w:type="dxa"/>
+            <w:tcW w:w="46" w:type="dxa"/>
             <w:tcBorders/>
             <w:vAlign w:val="center"/>
           </w:tcPr>
@@ -2704,7 +2704,7 @@
         </w:tc>
         <w:tc>
           <w:tcPr>
-            <w:tcW w:w="192" w:type="dxa"/>
+            <w:tcW w:w="189" w:type="dxa"/>
             <w:tcBorders/>
             <w:vAlign w:val="center"/>
           </w:tcPr>
@@ -2765,7 +2765,7 @@
         </w:tc>
         <w:tc>
           <w:tcPr>
-            <w:tcW w:w="1350" w:type="dxa"/>
+            <w:tcW w:w="1351" w:type="dxa"/>
             <w:gridSpan w:val="6"/>
             <w:tcBorders/>
             <w:vAlign w:val="center"/>
@@ -2794,7 +2794,7 @@
         </w:tc>
         <w:tc>
           <w:tcPr>
-            <w:tcW w:w="2460" w:type="dxa"/>
+            <w:tcW w:w="2461" w:type="dxa"/>
             <w:gridSpan w:val="3"/>
             <w:tcBorders/>
             <w:vAlign w:val="center"/>
@@ -2823,7 +2823,7 @@
         </w:tc>
         <w:tc>
           <w:tcPr>
-            <w:tcW w:w="3538" w:type="dxa"/>
+            <w:tcW w:w="3536" w:type="dxa"/>
             <w:gridSpan w:val="23"/>
             <w:tcBorders/>
             <w:vAlign w:val="center"/>
@@ -2948,7 +2948,7 @@
         </w:tc>
         <w:tc>
           <w:tcPr>
-            <w:tcW w:w="1350" w:type="dxa"/>
+            <w:tcW w:w="1351" w:type="dxa"/>
             <w:gridSpan w:val="6"/>
             <w:tcBorders/>
             <w:vAlign w:val="center"/>
@@ -2977,7 +2977,7 @@
         </w:tc>
         <w:tc>
           <w:tcPr>
-            <w:tcW w:w="3541" w:type="dxa"/>
+            <w:tcW w:w="3542" w:type="dxa"/>
             <w:gridSpan w:val="11"/>
             <w:tcBorders/>
             <w:vAlign w:val="center"/>
@@ -3064,7 +3064,7 @@
         </w:tc>
         <w:tc>
           <w:tcPr>
-            <w:tcW w:w="45" w:type="dxa"/>
+            <w:tcW w:w="46" w:type="dxa"/>
             <w:tcBorders/>
             <w:vAlign w:val="center"/>
           </w:tcPr>
@@ -3118,7 +3118,7 @@
         </w:tc>
         <w:tc>
           <w:tcPr>
-            <w:tcW w:w="1962" w:type="dxa"/>
+            <w:tcW w:w="1959" w:type="dxa"/>
             <w:gridSpan w:val="10"/>
             <w:tcBorders/>
             <w:vAlign w:val="center"/>
@@ -3215,34 +3215,34 @@
         </w:trPr>
         <w:tc>
           <w:tcPr>
-            <w:tcW w:w="209" w:type="dxa"/>
-            <w:tcBorders/>
-            <w:vAlign w:val="center"/>
-          </w:tcPr>
-          <w:p>
-            <w:pPr>
-              <w:pStyle w:val="Normal"/>
-              <w:spacing w:lineRule="auto" w:line="240" w:before="0" w:after="0"/>
-              <w:rPr>
-                <w:rFonts w:ascii="Times New Roman" w:hAnsi="Times New Roman" w:eastAsia="Times New Roman" w:cs="Times New Roman"/>
-                <w:sz w:val="20"/>
-                <w:szCs w:val="20"/>
-                <w:lang w:eastAsia="ru-RU"/>
-              </w:rPr>
-            </w:pPr>
-            <w:r>
-              <w:rPr>
-                <w:rFonts w:eastAsia="Times New Roman" w:cs="Times New Roman" w:ascii="Times New Roman" w:hAnsi="Times New Roman"/>
-                <w:sz w:val="20"/>
-                <w:szCs w:val="20"/>
-                <w:lang w:eastAsia="ru-RU"/>
-              </w:rPr>
-            </w:r>
-          </w:p>
-        </w:tc>
-        <w:tc>
-          <w:tcPr>
-            <w:tcW w:w="346" w:type="dxa"/>
+            <w:tcW w:w="208" w:type="dxa"/>
+            <w:tcBorders/>
+            <w:vAlign w:val="center"/>
+          </w:tcPr>
+          <w:p>
+            <w:pPr>
+              <w:pStyle w:val="Normal"/>
+              <w:spacing w:lineRule="auto" w:line="240" w:before="0" w:after="0"/>
+              <w:rPr>
+                <w:rFonts w:ascii="Times New Roman" w:hAnsi="Times New Roman" w:eastAsia="Times New Roman" w:cs="Times New Roman"/>
+                <w:sz w:val="20"/>
+                <w:szCs w:val="20"/>
+                <w:lang w:eastAsia="ru-RU"/>
+              </w:rPr>
+            </w:pPr>
+            <w:r>
+              <w:rPr>
+                <w:rFonts w:eastAsia="Times New Roman" w:cs="Times New Roman" w:ascii="Times New Roman" w:hAnsi="Times New Roman"/>
+                <w:sz w:val="20"/>
+                <w:szCs w:val="20"/>
+                <w:lang w:eastAsia="ru-RU"/>
+              </w:rPr>
+            </w:r>
+          </w:p>
+        </w:tc>
+        <w:tc>
+          <w:tcPr>
+            <w:tcW w:w="347" w:type="dxa"/>
             <w:tcBorders/>
             <w:vAlign w:val="center"/>
           </w:tcPr>
@@ -3323,34 +3323,34 @@
         </w:tc>
         <w:tc>
           <w:tcPr>
-            <w:tcW w:w="330" w:type="dxa"/>
-            <w:tcBorders/>
-            <w:vAlign w:val="center"/>
-          </w:tcPr>
-          <w:p>
-            <w:pPr>
-              <w:pStyle w:val="Normal"/>
-              <w:spacing w:lineRule="auto" w:line="240" w:before="0" w:after="0"/>
-              <w:rPr>
-                <w:rFonts w:ascii="Times New Roman" w:hAnsi="Times New Roman" w:eastAsia="Times New Roman" w:cs="Times New Roman"/>
-                <w:sz w:val="20"/>
-                <w:szCs w:val="20"/>
-                <w:lang w:eastAsia="ru-RU"/>
-              </w:rPr>
-            </w:pPr>
-            <w:r>
-              <w:rPr>
-                <w:rFonts w:eastAsia="Times New Roman" w:cs="Times New Roman" w:ascii="Times New Roman" w:hAnsi="Times New Roman"/>
-                <w:sz w:val="20"/>
-                <w:szCs w:val="20"/>
-                <w:lang w:eastAsia="ru-RU"/>
-              </w:rPr>
-            </w:r>
-          </w:p>
-        </w:tc>
-        <w:tc>
-          <w:tcPr>
-            <w:tcW w:w="344" w:type="dxa"/>
+            <w:tcW w:w="331" w:type="dxa"/>
+            <w:tcBorders/>
+            <w:vAlign w:val="center"/>
+          </w:tcPr>
+          <w:p>
+            <w:pPr>
+              <w:pStyle w:val="Normal"/>
+              <w:spacing w:lineRule="auto" w:line="240" w:before="0" w:after="0"/>
+              <w:rPr>
+                <w:rFonts w:ascii="Times New Roman" w:hAnsi="Times New Roman" w:eastAsia="Times New Roman" w:cs="Times New Roman"/>
+                <w:sz w:val="20"/>
+                <w:szCs w:val="20"/>
+                <w:lang w:eastAsia="ru-RU"/>
+              </w:rPr>
+            </w:pPr>
+            <w:r>
+              <w:rPr>
+                <w:rFonts w:eastAsia="Times New Roman" w:cs="Times New Roman" w:ascii="Times New Roman" w:hAnsi="Times New Roman"/>
+                <w:sz w:val="20"/>
+                <w:szCs w:val="20"/>
+                <w:lang w:eastAsia="ru-RU"/>
+              </w:rPr>
+            </w:r>
+          </w:p>
+        </w:tc>
+        <w:tc>
+          <w:tcPr>
+            <w:tcW w:w="343" w:type="dxa"/>
             <w:tcBorders/>
             <w:vAlign w:val="center"/>
           </w:tcPr>
@@ -3512,7 +3512,7 @@
         </w:tc>
         <w:tc>
           <w:tcPr>
-            <w:tcW w:w="74" w:type="dxa"/>
+            <w:tcW w:w="75" w:type="dxa"/>
             <w:tcBorders/>
             <w:vAlign w:val="center"/>
           </w:tcPr>
@@ -3566,7 +3566,7 @@
         </w:tc>
         <w:tc>
           <w:tcPr>
-            <w:tcW w:w="809" w:type="dxa"/>
+            <w:tcW w:w="810" w:type="dxa"/>
             <w:tcBorders/>
             <w:vAlign w:val="center"/>
           </w:tcPr>
@@ -3728,6 +3728,33 @@
         </w:tc>
         <w:tc>
           <w:tcPr>
+            <w:tcW w:w="136" w:type="dxa"/>
+            <w:tcBorders/>
+            <w:vAlign w:val="center"/>
+          </w:tcPr>
+          <w:p>
+            <w:pPr>
+              <w:pStyle w:val="Normal"/>
+              <w:spacing w:lineRule="auto" w:line="240" w:before="0" w:after="0"/>
+              <w:rPr>
+                <w:rFonts w:ascii="Times New Roman" w:hAnsi="Times New Roman" w:eastAsia="Times New Roman" w:cs="Times New Roman"/>
+                <w:sz w:val="20"/>
+                <w:szCs w:val="20"/>
+                <w:lang w:eastAsia="ru-RU"/>
+              </w:rPr>
+            </w:pPr>
+            <w:r>
+              <w:rPr>
+                <w:rFonts w:eastAsia="Times New Roman" w:cs="Times New Roman" w:ascii="Times New Roman" w:hAnsi="Times New Roman"/>
+                <w:sz w:val="20"/>
+                <w:szCs w:val="20"/>
+                <w:lang w:eastAsia="ru-RU"/>
+              </w:rPr>
+            </w:r>
+          </w:p>
+        </w:tc>
+        <w:tc>
+          <w:tcPr>
             <w:tcW w:w="135" w:type="dxa"/>
             <w:tcBorders/>
             <w:vAlign w:val="center"/>
@@ -3755,6 +3782,33 @@
         </w:tc>
         <w:tc>
           <w:tcPr>
+            <w:tcW w:w="134" w:type="dxa"/>
+            <w:tcBorders/>
+            <w:vAlign w:val="center"/>
+          </w:tcPr>
+          <w:p>
+            <w:pPr>
+              <w:pStyle w:val="Normal"/>
+              <w:spacing w:lineRule="auto" w:line="240" w:before="0" w:after="0"/>
+              <w:rPr>
+                <w:rFonts w:ascii="Times New Roman" w:hAnsi="Times New Roman" w:eastAsia="Times New Roman" w:cs="Times New Roman"/>
+                <w:sz w:val="20"/>
+                <w:szCs w:val="20"/>
+                <w:lang w:eastAsia="ru-RU"/>
+              </w:rPr>
+            </w:pPr>
+            <w:r>
+              <w:rPr>
+                <w:rFonts w:eastAsia="Times New Roman" w:cs="Times New Roman" w:ascii="Times New Roman" w:hAnsi="Times New Roman"/>
+                <w:sz w:val="20"/>
+                <w:szCs w:val="20"/>
+                <w:lang w:eastAsia="ru-RU"/>
+              </w:rPr>
+            </w:r>
+          </w:p>
+        </w:tc>
+        <w:tc>
+          <w:tcPr>
             <w:tcW w:w="135" w:type="dxa"/>
             <w:tcBorders/>
             <w:vAlign w:val="center"/>
@@ -3782,88 +3836,34 @@
         </w:tc>
         <w:tc>
           <w:tcPr>
-            <w:tcW w:w="135" w:type="dxa"/>
-            <w:tcBorders/>
-            <w:vAlign w:val="center"/>
-          </w:tcPr>
-          <w:p>
-            <w:pPr>
-              <w:pStyle w:val="Normal"/>
-              <w:spacing w:lineRule="auto" w:line="240" w:before="0" w:after="0"/>
-              <w:rPr>
-                <w:rFonts w:ascii="Times New Roman" w:hAnsi="Times New Roman" w:eastAsia="Times New Roman" w:cs="Times New Roman"/>
-                <w:sz w:val="20"/>
-                <w:szCs w:val="20"/>
-                <w:lang w:eastAsia="ru-RU"/>
-              </w:rPr>
-            </w:pPr>
-            <w:r>
-              <w:rPr>
-                <w:rFonts w:eastAsia="Times New Roman" w:cs="Times New Roman" w:ascii="Times New Roman" w:hAnsi="Times New Roman"/>
-                <w:sz w:val="20"/>
-                <w:szCs w:val="20"/>
-                <w:lang w:eastAsia="ru-RU"/>
-              </w:rPr>
-            </w:r>
-          </w:p>
-        </w:tc>
-        <w:tc>
-          <w:tcPr>
-            <w:tcW w:w="135" w:type="dxa"/>
-            <w:tcBorders/>
-            <w:vAlign w:val="center"/>
-          </w:tcPr>
-          <w:p>
-            <w:pPr>
-              <w:pStyle w:val="Normal"/>
-              <w:spacing w:lineRule="auto" w:line="240" w:before="0" w:after="0"/>
-              <w:rPr>
-                <w:rFonts w:ascii="Times New Roman" w:hAnsi="Times New Roman" w:eastAsia="Times New Roman" w:cs="Times New Roman"/>
-                <w:sz w:val="20"/>
-                <w:szCs w:val="20"/>
-                <w:lang w:eastAsia="ru-RU"/>
-              </w:rPr>
-            </w:pPr>
-            <w:r>
-              <w:rPr>
-                <w:rFonts w:eastAsia="Times New Roman" w:cs="Times New Roman" w:ascii="Times New Roman" w:hAnsi="Times New Roman"/>
-                <w:sz w:val="20"/>
-                <w:szCs w:val="20"/>
-                <w:lang w:eastAsia="ru-RU"/>
-              </w:rPr>
-            </w:r>
-          </w:p>
-        </w:tc>
-        <w:tc>
-          <w:tcPr>
-            <w:tcW w:w="164" w:type="dxa"/>
-            <w:tcBorders/>
-            <w:vAlign w:val="center"/>
-          </w:tcPr>
-          <w:p>
-            <w:pPr>
-              <w:pStyle w:val="Normal"/>
-              <w:spacing w:lineRule="auto" w:line="240" w:before="0" w:after="0"/>
-              <w:rPr>
-                <w:rFonts w:ascii="Times New Roman" w:hAnsi="Times New Roman" w:eastAsia="Times New Roman" w:cs="Times New Roman"/>
-                <w:sz w:val="20"/>
-                <w:szCs w:val="20"/>
-                <w:lang w:eastAsia="ru-RU"/>
-              </w:rPr>
-            </w:pPr>
-            <w:r>
-              <w:rPr>
-                <w:rFonts w:eastAsia="Times New Roman" w:cs="Times New Roman" w:ascii="Times New Roman" w:hAnsi="Times New Roman"/>
-                <w:sz w:val="20"/>
-                <w:szCs w:val="20"/>
-                <w:lang w:eastAsia="ru-RU"/>
-              </w:rPr>
-            </w:r>
-          </w:p>
-        </w:tc>
-        <w:tc>
-          <w:tcPr>
-            <w:tcW w:w="166" w:type="dxa"/>
+            <w:tcW w:w="165" w:type="dxa"/>
+            <w:tcBorders/>
+            <w:vAlign w:val="center"/>
+          </w:tcPr>
+          <w:p>
+            <w:pPr>
+              <w:pStyle w:val="Normal"/>
+              <w:spacing w:lineRule="auto" w:line="240" w:before="0" w:after="0"/>
+              <w:rPr>
+                <w:rFonts w:ascii="Times New Roman" w:hAnsi="Times New Roman" w:eastAsia="Times New Roman" w:cs="Times New Roman"/>
+                <w:sz w:val="20"/>
+                <w:szCs w:val="20"/>
+                <w:lang w:eastAsia="ru-RU"/>
+              </w:rPr>
+            </w:pPr>
+            <w:r>
+              <w:rPr>
+                <w:rFonts w:eastAsia="Times New Roman" w:cs="Times New Roman" w:ascii="Times New Roman" w:hAnsi="Times New Roman"/>
+                <w:sz w:val="20"/>
+                <w:szCs w:val="20"/>
+                <w:lang w:eastAsia="ru-RU"/>
+              </w:rPr>
+            </w:r>
+          </w:p>
+        </w:tc>
+        <w:tc>
+          <w:tcPr>
+            <w:tcW w:w="165" w:type="dxa"/>
             <w:tcBorders/>
             <w:vAlign w:val="center"/>
           </w:tcPr>
@@ -3917,7 +3917,7 @@
         </w:tc>
         <w:tc>
           <w:tcPr>
-            <w:tcW w:w="45" w:type="dxa"/>
+            <w:tcW w:w="46" w:type="dxa"/>
             <w:tcBorders/>
             <w:vAlign w:val="center"/>
           </w:tcPr>
@@ -4214,7 +4214,7 @@
         </w:tc>
         <w:tc>
           <w:tcPr>
-            <w:tcW w:w="192" w:type="dxa"/>
+            <w:tcW w:w="189" w:type="dxa"/>
             <w:tcBorders/>
             <w:vAlign w:val="center"/>
           </w:tcPr>
@@ -4589,7 +4589,7 @@
                 <w:szCs w:val="20"/>
                 <w:lang w:eastAsia="ru-RU"/>
               </w:rPr>
-              <w:t xml:space="preserve"> ёжик</w:t>
+              <w:t xml:space="preserve"> тромбоз и паровоз</w:t>
             </w:r>
           </w:p>
         </w:tc>
